--- a/MeinMaterial/Besprechungen/Gespräch2.docx
+++ b/MeinMaterial/Besprechungen/Gespräch2.docx
@@ -435,8 +435,200 @@
         <w:br/>
         <w:t>argumentierbar auch komplizierter</w:t>
       </w:r>
+      <w:r>
+        <w:t xml:space="preserve"> bsp (Chatgpt):</w:t>
+      </w:r>
+      <w:r>
+        <w:br/>
+      </w:r>
+      <w:r>
+        <w:t>modell_gewichtet &lt;- glm(</w:t>
+      </w:r>
+      <w:r>
+        <w:t xml:space="preserve">   # man betrachtet alle parteien einzelnd zu interessierenden partei</w:t>
+      </w:r>
+    </w:p>
+    <w:p>
+      <w:r>
+        <w:t xml:space="preserve">  p_hat ~ arbeitslosigkeit +</w:t>
+      </w:r>
+    </w:p>
+    <w:p>
+      <w:r>
+        <w:t xml:space="preserve">    einkommen +</w:t>
+      </w:r>
+    </w:p>
+    <w:p>
+      <w:r>
+        <w:t xml:space="preserve">    bildung +</w:t>
+      </w:r>
+    </w:p>
+    <w:p>
+      <w:pPr>
+        <w:rPr>
+          <w:lang w:val="en-US"/>
+        </w:rPr>
+      </w:pPr>
+      <w:r>
+        <w:t xml:space="preserve">    </w:t>
+      </w:r>
+      <w:r>
+        <w:rPr>
+          <w:lang w:val="en-US"/>
+        </w:rPr>
+        <w:t>urbanitaet,</w:t>
+      </w:r>
+    </w:p>
+    <w:p>
+      <w:pPr>
+        <w:rPr>
+          <w:lang w:val="en-US"/>
+        </w:rPr>
+      </w:pPr>
+      <w:r>
+        <w:rPr>
+          <w:lang w:val="en-US"/>
+        </w:rPr>
+        <w:t xml:space="preserve">  family  = quasibinomial(link = "logit"),</w:t>
+      </w:r>
+    </w:p>
+    <w:p>
+      <w:r>
+        <w:rPr>
+          <w:lang w:val="en-US"/>
+        </w:rPr>
+        <w:t xml:space="preserve">  </w:t>
+      </w:r>
+      <w:r>
+        <w:t>weights = n_ausgang,</w:t>
+      </w:r>
+    </w:p>
+    <w:p>
+      <w:r>
+        <w:t xml:space="preserve">  data    = transitionsdaten</w:t>
+      </w:r>
+    </w:p>
+    <w:p>
+      <w:r>
+        <w:t>)</w:t>
+      </w:r>
+      <w:r>
+        <w:br/>
+      </w:r>
+      <w:r>
+        <w:br/>
+        <w:t>(ChatGPT) Schwachstelle in der Modellierung: abhängige Variable ist geschätzt</w:t>
+      </w:r>
+      <w:r>
+        <w:br/>
+      </w:r>
+      <w:r>
+        <w:t>Damit fehlen in der gewöhnlichen Regression mindestens zwei Unsicherheitsquellen:</w:t>
+      </w:r>
+    </w:p>
+    <w:p>
+      <w:pPr>
+        <w:numPr>
+          <w:ilvl w:val="0"/>
+          <w:numId w:val="1"/>
+        </w:numPr>
+      </w:pPr>
+      <w:r>
+        <w:t xml:space="preserve">Unsicherheit beziehungsweise Nicht-Eindeutigkeit der lokalen Übergangsmatrix; </w:t>
+      </w:r>
+    </w:p>
+    <w:p>
+      <w:pPr>
+        <w:numPr>
+          <w:ilvl w:val="0"/>
+          <w:numId w:val="1"/>
+        </w:numPr>
+      </w:pPr>
+      <w:r>
+        <w:lastRenderedPageBreak/>
+        <w:t>Abhängigkeit aller lokalen Matrizen von derselben globalen nslphom-Lösung.</w:t>
+      </w:r>
+    </w:p>
+    <w:p>
+      <w:r>
+        <w:sym w:font="Wingdings" w:char="F0E0"/>
+      </w:r>
+      <w:r>
+        <w:t xml:space="preserve"> </w:t>
+      </w:r>
+      <w:r>
+        <w:t>Literatur zu Second-Stage-EI-Analysen empfiehlt nach Möglichkeit gemeinsame Modelle, in denen die Kovariaten bereits bei der ökologischen Inferenz berücksichtigt werden</w:t>
+      </w:r>
+      <w:r>
+        <w:t xml:space="preserve"> (nicht unser Fokus)</w:t>
+      </w:r>
+      <w:r>
+        <w:t>; als pragmatische Alternative können gewichtete Second-Stage-Modelle sinnvoller sein als einfache ungewichtete Regressionen.</w:t>
+      </w:r>
+      <w:r>
+        <w:br/>
+      </w:r>
+      <w:r>
+        <w:sym w:font="Wingdings" w:char="F0E0"/>
+      </w:r>
+      <w:r>
+        <w:t xml:space="preserve"> </w:t>
+      </w:r>
+      <w:r>
+        <w:t>Für nslphom würde ich deshalb zusätzlich robuste Standardfehler verwenden:</w:t>
+      </w:r>
+    </w:p>
+    <w:p>
+      <w:r>
+        <w:t>library(lmtest)</w:t>
+      </w:r>
+      <w:r>
+        <w:br/>
+        <w:t>library(sandwich)</w:t>
+      </w:r>
+      <w:r>
+        <w:br/>
+      </w:r>
+      <w:r>
+        <w:br/>
+        <w:t>coeftest(</w:t>
+      </w:r>
+      <w:r>
+        <w:br/>
+        <w:t xml:space="preserve">  modell_gewichtet,</w:t>
+      </w:r>
+      <w:r>
+        <w:br/>
+        <w:t xml:space="preserve">  vcov = vcovHC(</w:t>
+      </w:r>
+      <w:r>
+        <w:br/>
+        <w:t xml:space="preserve">    modell_gewichtet,</w:t>
+      </w:r>
+      <w:r>
+        <w:br/>
+        <w:t xml:space="preserve">    type = "HC3"</w:t>
+      </w:r>
+      <w:r>
+        <w:br/>
+        <w:t xml:space="preserve">  )</w:t>
+      </w:r>
+      <w:r>
+        <w:br/>
+        <w:t>)</w:t>
+      </w:r>
+    </w:p>
+    <w:p>
+      <w:r>
+        <w:t>Das berücksichtigt Heteroskedastizität besser, propagiert aber noch nicht vollständig die Unsicherheit aus nslphom</w:t>
+      </w:r>
+      <w:r>
+        <w:t xml:space="preserve"> (ChatGPT)</w:t>
+      </w:r>
     </w:p>
     <w:p/>
+    <w:p/>
+    <w:p/>
     <w:p>
       <w:pPr>
         <w:rPr>
@@ -515,50 +707,50 @@
       </w:r>
       <w:r>
         <w:br/>
-        <w:t xml:space="preserve">Problem könnte sein, dass in einer Aggregationseinheit sind dann 1000 menschen in der </w:t>
+        <w:t xml:space="preserve">Problem könnte sein, dass in einer Aggregationseinheit sind dann 1000 menschen in der anderen 10000 </w:t>
+      </w:r>
+      <w:r>
+        <w:sym w:font="Wingdings" w:char="F0E0"/>
+      </w:r>
+      <w:r>
+        <w:t xml:space="preserve"> 300 falsch eingeschätzt wirkt wenig, ist für 1000 aber viel</w:t>
+      </w:r>
+      <w:r>
+        <w:br/>
+      </w:r>
+      <w:r>
+        <w:sym w:font="Wingdings" w:char="F0E0"/>
+      </w:r>
+      <w:r>
+        <w:t xml:space="preserve"> hier größen der Units vergleichen und dementsprechende Entscheidung treffen (splitten auf eigene Briefwahlbezirke oder Aggregation)</w:t>
+      </w:r>
+    </w:p>
+    <w:p/>
+    <w:p>
+      <w:r>
+        <w:rPr>
+          <w:b/>
+          <w:bCs/>
+        </w:rPr>
+        <w:t>Strukturdaten Zeitreihe?</w:t>
+      </w:r>
+      <w:r>
+        <w:rPr>
+          <w:b/>
+          <w:bCs/>
+        </w:rPr>
+        <w:br/>
+      </w:r>
+      <w:r>
+        <w:t xml:space="preserve">Selbst überlegen und argumentieren können, ob sich </w:t>
+      </w:r>
+      <w:r>
+        <w:br/>
+        <w:t xml:space="preserve">1) Veränderung angeschaut wird (Wirtschaft gewachsen/gefallen seit letzter Wahl) also „2025“ - </w:t>
       </w:r>
       <w:r>
         <w:lastRenderedPageBreak/>
-        <w:t xml:space="preserve">anderen 10000 </w:t>
-      </w:r>
-      <w:r>
-        <w:sym w:font="Wingdings" w:char="F0E0"/>
-      </w:r>
-      <w:r>
-        <w:t xml:space="preserve"> 300 falsch eingeschätzt wirkt wenig, ist für 1000 aber viel</w:t>
-      </w:r>
-      <w:r>
-        <w:br/>
-      </w:r>
-      <w:r>
-        <w:sym w:font="Wingdings" w:char="F0E0"/>
-      </w:r>
-      <w:r>
-        <w:t xml:space="preserve"> hier größen der Units vergleichen und dementsprechende Entscheidung treffen (splitten auf eigene Briefwahlbezirke oder Aggregation)</w:t>
-      </w:r>
-    </w:p>
-    <w:p/>
-    <w:p>
-      <w:r>
-        <w:rPr>
-          <w:b/>
-          <w:bCs/>
-        </w:rPr>
-        <w:t>Strukturdaten Zeitreihe?</w:t>
-      </w:r>
-      <w:r>
-        <w:rPr>
-          <w:b/>
-          <w:bCs/>
-        </w:rPr>
-        <w:br/>
-      </w:r>
-      <w:r>
-        <w:t xml:space="preserve">Selbst überlegen und argumentieren können, ob sich </w:t>
-      </w:r>
-      <w:r>
-        <w:br/>
-        <w:t>1) Veränderung angeschaut wird (Wirtschaft gewachsen/gefallen seit letzter Wahl) also „2025“ - „2021“</w:t>
+        <w:t>„2021“</w:t>
       </w:r>
       <w:r>
         <w:br/>
@@ -603,6 +795,127 @@
     </w:sectPr>
   </w:body>
 </w:document>
+</file>
+
+<file path=word/numbering.xml><?xml version="1.0" encoding="utf-8"?>
+<w:numbering xmlns:wpc="http://schemas.microsoft.com/office/word/2010/wordprocessingCanvas" xmlns:cx="http://schemas.microsoft.com/office/drawing/2014/chartex" xmlns:cx1="http://schemas.microsoft.com/office/drawing/2015/9/8/chartex" xmlns:cx2="http://schemas.microsoft.com/office/drawing/2015/10/21/chartex" xmlns:cx3="http://schemas.microsoft.com/office/drawing/2016/5/9/chartex" xmlns:cx4="http://schemas.microsoft.com/office/drawing/2016/5/10/chartex" xmlns:cx5="http://schemas.microsoft.com/office/drawing/2016/5/11/chartex" xmlns:cx6="http://schemas.microsoft.com/office/drawing/2016/5/12/chartex" xmlns:cx7="http://schemas.microsoft.com/office/drawing/2016/5/13/chartex" xmlns:cx8="http://schemas.microsoft.com/office/drawing/2016/5/14/chartex" xmlns:mc="http://schemas.openxmlformats.org/markup-compatibility/2006" xmlns:aink="http://schemas.microsoft.com/office/drawing/2016/ink" xmlns:am3d="http://schemas.microsoft.com/office/drawing/2017/model3d" xmlns:o="urn:schemas-microsoft-com:office:office" xmlns:oel="http://schemas.microsoft.com/office/2019/extlst" xmlns:r="http://schemas.openxmlformats.org/officeDocument/2006/relationships" xmlns:m="http://schemas.openxmlformats.org/officeDocument/2006/math" xmlns:v="urn:schemas-microsoft-com:vml" xmlns:wp14="http://schemas.microsoft.com/office/word/2010/wordprocessingDrawing" xmlns:wp="http://schemas.openxmlformats.org/drawingml/2006/wordprocessingDrawing" xmlns:w10="urn:schemas-microsoft-com:office:word" xmlns:w="http://schemas.openxmlformats.org/wordprocessingml/2006/main" xmlns:w14="http://schemas.microsoft.com/office/word/2010/wordml" xmlns:w15="http://schemas.microsoft.com/office/word/2012/wordml" xmlns:w16cex="http://schemas.microsoft.com/office/word/2018/wordml/cex" xmlns:w16cid="http://schemas.microsoft.com/office/word/2016/wordml/cid" xmlns:w16="http://schemas.microsoft.com/office/word/2018/wordml" xmlns:w16du="http://schemas.microsoft.com/office/word/2023/wordml/word16du" xmlns:w16sdtdh="http://schemas.microsoft.com/office/word/2020/wordml/sdtdatahash" xmlns:w16sdtfl="http://schemas.microsoft.com/office/word/2024/wordml/sdtformatlock" xmlns:w16se="http://schemas.microsoft.com/office/word/2015/wordml/symex" xmlns:wpg="http://schemas.microsoft.com/office/word/2010/wordprocessingGroup" xmlns:wpi="http://schemas.microsoft.com/office/word/2010/wordprocessingInk" xmlns:wne="http://schemas.microsoft.com/office/word/2006/wordml" xmlns:wps="http://schemas.microsoft.com/office/word/2010/wordprocessingShape" mc:Ignorable="w14 w15 w16se w16cid w16 w16cex w16sdtdh w16sdtfl w16du wp14">
+  <w:abstractNum w:abstractNumId="0" w15:restartNumberingAfterBreak="0">
+    <w:nsid w:val="22BD56F6"/>
+    <w:multiLevelType w:val="multilevel"/>
+    <w:tmpl w:val="C9C645E2"/>
+    <w:lvl w:ilvl="0">
+      <w:start w:val="1"/>
+      <w:numFmt w:val="decimal"/>
+      <w:lvlText w:val="%1."/>
+      <w:lvlJc w:val="left"/>
+      <w:pPr>
+        <w:tabs>
+          <w:tab w:val="num" w:pos="720"/>
+        </w:tabs>
+        <w:ind w:left="720" w:hanging="360"/>
+      </w:pPr>
+    </w:lvl>
+    <w:lvl w:ilvl="1" w:tentative="1">
+      <w:start w:val="1"/>
+      <w:numFmt w:val="decimal"/>
+      <w:lvlText w:val="%2."/>
+      <w:lvlJc w:val="left"/>
+      <w:pPr>
+        <w:tabs>
+          <w:tab w:val="num" w:pos="1440"/>
+        </w:tabs>
+        <w:ind w:left="1440" w:hanging="360"/>
+      </w:pPr>
+    </w:lvl>
+    <w:lvl w:ilvl="2" w:tentative="1">
+      <w:start w:val="1"/>
+      <w:numFmt w:val="decimal"/>
+      <w:lvlText w:val="%3."/>
+      <w:lvlJc w:val="left"/>
+      <w:pPr>
+        <w:tabs>
+          <w:tab w:val="num" w:pos="2160"/>
+        </w:tabs>
+        <w:ind w:left="2160" w:hanging="360"/>
+      </w:pPr>
+    </w:lvl>
+    <w:lvl w:ilvl="3" w:tentative="1">
+      <w:start w:val="1"/>
+      <w:numFmt w:val="decimal"/>
+      <w:lvlText w:val="%4."/>
+      <w:lvlJc w:val="left"/>
+      <w:pPr>
+        <w:tabs>
+          <w:tab w:val="num" w:pos="2880"/>
+        </w:tabs>
+        <w:ind w:left="2880" w:hanging="360"/>
+      </w:pPr>
+    </w:lvl>
+    <w:lvl w:ilvl="4" w:tentative="1">
+      <w:start w:val="1"/>
+      <w:numFmt w:val="decimal"/>
+      <w:lvlText w:val="%5."/>
+      <w:lvlJc w:val="left"/>
+      <w:pPr>
+        <w:tabs>
+          <w:tab w:val="num" w:pos="3600"/>
+        </w:tabs>
+        <w:ind w:left="3600" w:hanging="360"/>
+      </w:pPr>
+    </w:lvl>
+    <w:lvl w:ilvl="5" w:tentative="1">
+      <w:start w:val="1"/>
+      <w:numFmt w:val="decimal"/>
+      <w:lvlText w:val="%6."/>
+      <w:lvlJc w:val="left"/>
+      <w:pPr>
+        <w:tabs>
+          <w:tab w:val="num" w:pos="4320"/>
+        </w:tabs>
+        <w:ind w:left="4320" w:hanging="360"/>
+      </w:pPr>
+    </w:lvl>
+    <w:lvl w:ilvl="6" w:tentative="1">
+      <w:start w:val="1"/>
+      <w:numFmt w:val="decimal"/>
+      <w:lvlText w:val="%7."/>
+      <w:lvlJc w:val="left"/>
+      <w:pPr>
+        <w:tabs>
+          <w:tab w:val="num" w:pos="5040"/>
+        </w:tabs>
+        <w:ind w:left="5040" w:hanging="360"/>
+      </w:pPr>
+    </w:lvl>
+    <w:lvl w:ilvl="7" w:tentative="1">
+      <w:start w:val="1"/>
+      <w:numFmt w:val="decimal"/>
+      <w:lvlText w:val="%8."/>
+      <w:lvlJc w:val="left"/>
+      <w:pPr>
+        <w:tabs>
+          <w:tab w:val="num" w:pos="5760"/>
+        </w:tabs>
+        <w:ind w:left="5760" w:hanging="360"/>
+      </w:pPr>
+    </w:lvl>
+    <w:lvl w:ilvl="8" w:tentative="1">
+      <w:start w:val="1"/>
+      <w:numFmt w:val="decimal"/>
+      <w:lvlText w:val="%9."/>
+      <w:lvlJc w:val="left"/>
+      <w:pPr>
+        <w:tabs>
+          <w:tab w:val="num" w:pos="6480"/>
+        </w:tabs>
+        <w:ind w:left="6480" w:hanging="360"/>
+      </w:pPr>
+    </w:lvl>
+  </w:abstractNum>
+  <w:num w:numId="1" w16cid:durableId="739254195">
+    <w:abstractNumId w:val="0"/>
+  </w:num>
+</w:numbering>
 </file>
 
 <file path=word/styles.xml><?xml version="1.0" encoding="utf-8"?>
@@ -1208,7 +1521,6 @@
   <w:style w:type="character" w:default="1" w:styleId="Absatz-Standardschriftart">
     <w:name w:val="Default Paragraph Font"/>
     <w:uiPriority w:val="1"/>
-    <w:semiHidden/>
     <w:unhideWhenUsed/>
   </w:style>
   <w:style w:type="table" w:default="1" w:styleId="NormaleTabelle">
@@ -1520,6 +1832,19 @@
       <w:smallCaps/>
       <w:color w:val="0F4761" w:themeColor="accent1" w:themeShade="BF"/>
       <w:spacing w:val="5"/>
+    </w:rPr>
+  </w:style>
+  <w:style w:type="paragraph" w:styleId="StandardWeb">
+    <w:name w:val="Normal (Web)"/>
+    <w:basedOn w:val="Standard"/>
+    <w:uiPriority w:val="99"/>
+    <w:semiHidden/>
+    <w:unhideWhenUsed/>
+    <w:rsid w:val="00617BA9"/>
+    <w:rPr>
+      <w:rFonts w:ascii="Times New Roman" w:hAnsi="Times New Roman" w:cs="Times New Roman"/>
+      <w:sz w:val="24"/>
+      <w:szCs w:val="24"/>
     </w:rPr>
   </w:style>
 </w:styles>

--- a/MeinMaterial/Besprechungen/Gespräch2.docx
+++ b/MeinMaterial/Besprechungen/Gespräch2.docx
@@ -98,7 +98,15 @@
       </w:r>
       <w:r>
         <w:br/>
-        <w:t>Aggregationen nicht nur auf Plausibilität sondern auf Korrektheit prüfen</w:t>
+        <w:t xml:space="preserve">Aggregationen nicht nur auf </w:t>
+      </w:r>
+      <w:proofErr w:type="gramStart"/>
+      <w:r>
+        <w:t>Plausibilität</w:t>
+      </w:r>
+      <w:proofErr w:type="gramEnd"/>
+      <w:r>
+        <w:t xml:space="preserve"> sondern auf Korrektheit prüfen</w:t>
       </w:r>
       <w:r>
         <w:br/>
@@ -198,7 +206,15 @@
         <w:br/>
       </w:r>
       <w:r>
-        <w:t>Paper, Berechnungen verstehen, Matrizen verstehen, Optimierung selbst sehr informatisch  nicht im detail</w:t>
+        <w:t xml:space="preserve">Paper, Berechnungen verstehen, Matrizen verstehen, Optimierung selbst sehr </w:t>
+      </w:r>
+      <w:proofErr w:type="gramStart"/>
+      <w:r>
+        <w:t>informatisch  nicht</w:t>
+      </w:r>
+      <w:proofErr w:type="gramEnd"/>
+      <w:r>
+        <w:t xml:space="preserve"> im detail</w:t>
       </w:r>
       <w:r>
         <w:t xml:space="preserve"> </w:t>
@@ -277,11 +293,23 @@
         <w:t xml:space="preserve"> einfach halten (2 Parteien Szenario oder so)</w:t>
       </w:r>
       <w:r>
-        <w:t xml:space="preserve"> zu beginn Wahlergebnis, Einflüsse auf übergangswahrscheinlichkeiten bekannt (eine binäre Variable, eine kontinuierlich (simpel halten)</w:t>
-      </w:r>
-      <w:r>
-        <w:br/>
-        <w:t xml:space="preserve">simulieren </w:t>
+        <w:t xml:space="preserve"> zu beginn Wahlergebnis, Einflüsse auf übergangswahrscheinlichkeiten bekannt (eine binäre Variable, eine kontinuierlich (simpel halten</w:t>
+      </w:r>
+      <w:r>
+        <w:t>, logit modell als einfluss bspw.</w:t>
+      </w:r>
+      <w:r>
+        <w:t>)</w:t>
+      </w:r>
+      <w:r>
+        <w:br/>
+        <w:t>simulieren</w:t>
+      </w:r>
+      <w:r>
+        <w:t xml:space="preserve"> Variablen</w:t>
+      </w:r>
+      <w:r>
+        <w:t xml:space="preserve"> </w:t>
       </w:r>
       <w:r>
         <w:t xml:space="preserve">X_i </w:t>
@@ -291,21 +319,36 @@
       </w:r>
       <w:r>
         <w:br/>
-        <w:t xml:space="preserve">dann mit den übergangswahrscheinlichkeiten Wahlergebnis 2 berechnen </w:t>
+        <w:t xml:space="preserve">dann mit den </w:t>
+      </w:r>
+      <w:r>
+        <w:t xml:space="preserve">Variablen </w:t>
+      </w:r>
+      <w:r>
+        <w:t xml:space="preserve">übergangswahrscheinlichkeiten </w:t>
+      </w:r>
+      <w:r>
+        <w:t xml:space="preserve">und somit </w:t>
+      </w:r>
+      <w:r>
+        <w:t xml:space="preserve">Wahlergebnis 2 berechnen </w:t>
       </w:r>
       <w:r>
         <w:br/>
         <w:t xml:space="preserve">nslphorm anwenden </w:t>
       </w:r>
       <w:r>
+        <w:t xml:space="preserve">auf beiden Wahlergebnissen </w:t>
+      </w:r>
+      <w:r>
         <w:sym w:font="Wingdings" w:char="F0E0"/>
       </w:r>
       <w:r>
-        <w:t xml:space="preserve"> schauen ob die übergangswahrscheinlichkeiten korrekt geschätzt </w:t>
+        <w:t xml:space="preserve"> schauen ob die </w:t>
       </w:r>
       <w:r>
         <w:lastRenderedPageBreak/>
-        <w:t>wurden (wir kennen sie durch verändernde Kovariablen und betas die wir festgesetzt hatten)</w:t>
+        <w:t>übergangswahrscheinlichkeiten korrekt geschätzt wurden (wir kennen sie durch verändernde Kovariablen und betas die wir festgesetzt hatten)</w:t>
       </w:r>
       <w:r>
         <w:br/>
@@ -323,12 +366,50 @@
         <w:sym w:font="Wingdings" w:char="F0E0"/>
       </w:r>
       <w:r>
-        <w:t xml:space="preserve"> Ziel: testen: erkennt unser modell die wahren einflussfaktoren korrekt</w:t>
-      </w:r>
-    </w:p>
-    <w:p>
-      <w:r>
-        <w:t>Frage hier zur Validierung (nach Gespräch aufgekommen): Modell arbeitet doch ohne einflussfaktoren,  hat nur Wahlergebnisse, da kann man doch wahre einflussfaktoren nicht testen, nur wahre übergangswskeiten (aber hab ich mir nur glaub falsch gemerkt, wie hier geschrieben wars gemeint)</w:t>
+        <w:t xml:space="preserve"> Ziel: testen: erkennt unser modell die wahren</w:t>
+      </w:r>
+      <w:r>
+        <w:t xml:space="preserve"> übergangswahrscheinlichkeiten</w:t>
+      </w:r>
+      <w:r>
+        <w:br/>
+      </w:r>
+      <w:r>
+        <w:br/>
+      </w:r>
+      <w:r>
+        <w:sym w:font="Wingdings" w:char="F0E0"/>
+      </w:r>
+      <w:r>
+        <w:t xml:space="preserve"> weiterführender test: erkennt unser modell die</w:t>
+      </w:r>
+      <w:r>
+        <w:t xml:space="preserve"> einflussfaktoren korrekt</w:t>
+      </w:r>
+      <w:r>
+        <w:br/>
+        <w:t>(dazu vllt dann noch anhand der übergangswskeiten modell schätzen mit kovariablen: dann schauen ob geschätzte beta gleich vorher festgelegten betas)</w:t>
+      </w:r>
+    </w:p>
+    <w:p>
+      <w:r>
+        <w:t xml:space="preserve">Frage hier zur Validierung (nach Gespräch aufgekommen): Modell arbeitet doch ohne </w:t>
+      </w:r>
+      <w:proofErr w:type="gramStart"/>
+      <w:r>
+        <w:t>einflussfaktoren,  hat</w:t>
+      </w:r>
+      <w:proofErr w:type="gramEnd"/>
+      <w:r>
+        <w:t xml:space="preserve"> nur Wahlergebnisse, da kann man doch wahre einflussfaktoren nicht testen, nur wahre übergangswskeiten (aber </w:t>
+      </w:r>
+      <w:proofErr w:type="gramStart"/>
+      <w:r>
+        <w:t>hab</w:t>
+      </w:r>
+      <w:proofErr w:type="gramEnd"/>
+      <w:r>
+        <w:t xml:space="preserve"> ich mir nur glaub falsch gemerkt, wie hier geschrieben wars gemeint)</w:t>
       </w:r>
     </w:p>
     <w:p/>
@@ -440,12 +521,18 @@
       </w:r>
       <w:r>
         <w:br/>
-      </w:r>
-      <w:r>
-        <w:t>modell_gewichtet &lt;- glm(</w:t>
-      </w:r>
-      <w:r>
-        <w:t xml:space="preserve">   # man betrachtet alle parteien einzelnd zu interessierenden partei</w:t>
+        <w:t xml:space="preserve">modell_gewichtet &lt;- </w:t>
+      </w:r>
+      <w:proofErr w:type="gramStart"/>
+      <w:r>
+        <w:t>glm(</w:t>
+      </w:r>
+      <w:r>
+        <w:t xml:space="preserve">  </w:t>
+      </w:r>
+      <w:proofErr w:type="gramEnd"/>
+      <w:r>
+        <w:t xml:space="preserve"> # man betrachtet alle parteien einzelnd zu interessierenden partei</w:t>
       </w:r>
     </w:p>
     <w:p>
@@ -489,14 +576,42 @@
         <w:rPr>
           <w:lang w:val="en-US"/>
         </w:rPr>
-        <w:t xml:space="preserve">  family  = quasibinomial(link = "logit"),</w:t>
-      </w:r>
-    </w:p>
-    <w:p>
+        <w:t xml:space="preserve">  </w:t>
+      </w:r>
+      <w:proofErr w:type="gramStart"/>
       <w:r>
         <w:rPr>
           <w:lang w:val="en-US"/>
         </w:rPr>
+        <w:t>family  =</w:t>
+      </w:r>
+      <w:proofErr w:type="gramEnd"/>
+      <w:r>
+        <w:rPr>
+          <w:lang w:val="en-US"/>
+        </w:rPr>
+        <w:t xml:space="preserve"> </w:t>
+      </w:r>
+      <w:proofErr w:type="gramStart"/>
+      <w:r>
+        <w:rPr>
+          <w:lang w:val="en-US"/>
+        </w:rPr>
+        <w:t>quasibinomial(</w:t>
+      </w:r>
+      <w:proofErr w:type="gramEnd"/>
+      <w:r>
+        <w:rPr>
+          <w:lang w:val="en-US"/>
+        </w:rPr>
+        <w:t>link = "logit"),</w:t>
+      </w:r>
+    </w:p>
+    <w:p>
+      <w:r>
+        <w:rPr>
+          <w:lang w:val="en-US"/>
+        </w:rPr>
         <w:t xml:space="preserve">  </w:t>
       </w:r>
       <w:r>
@@ -510,6 +625,7 @@
     </w:p>
     <w:p>
       <w:r>
+        <w:lastRenderedPageBreak/>
         <w:t>)</w:t>
       </w:r>
       <w:r>
@@ -545,7 +661,6 @@
         </w:numPr>
       </w:pPr>
       <w:r>
-        <w:lastRenderedPageBreak/>
         <w:t>Abhängigkeit aller lokalen Matrizen von derselben globalen nslphom-Lösung.</w:t>
       </w:r>
     </w:p>
@@ -591,16 +706,25 @@
       </w:r>
       <w:r>
         <w:br/>
+      </w:r>
+      <w:proofErr w:type="gramStart"/>
+      <w:r>
         <w:t>coeftest(</w:t>
       </w:r>
+      <w:proofErr w:type="gramEnd"/>
       <w:r>
         <w:br/>
         <w:t xml:space="preserve">  modell_gewichtet,</w:t>
       </w:r>
       <w:r>
         <w:br/>
-        <w:t xml:space="preserve">  vcov = vcovHC(</w:t>
-      </w:r>
+        <w:t xml:space="preserve">  vcov = </w:t>
+      </w:r>
+      <w:proofErr w:type="gramStart"/>
+      <w:r>
+        <w:t>vcovHC(</w:t>
+      </w:r>
+      <w:proofErr w:type="gramEnd"/>
       <w:r>
         <w:br/>
         <w:t xml:space="preserve">    modell_gewichtet,</w:t>
@@ -719,6 +843,7 @@
         <w:br/>
       </w:r>
       <w:r>
+        <w:lastRenderedPageBreak/>
         <w:sym w:font="Wingdings" w:char="F0E0"/>
       </w:r>
       <w:r>
@@ -746,11 +871,7 @@
       </w:r>
       <w:r>
         <w:br/>
-        <w:t xml:space="preserve">1) Veränderung angeschaut wird (Wirtschaft gewachsen/gefallen seit letzter Wahl) also „2025“ - </w:t>
-      </w:r>
-      <w:r>
-        <w:lastRenderedPageBreak/>
-        <w:t>„2021“</w:t>
+        <w:t>1) Veränderung angeschaut wird (Wirtschaft gewachsen/gefallen seit letzter Wahl) also „2025“ - „2021“</w:t>
       </w:r>
       <w:r>
         <w:br/>
@@ -1521,6 +1642,7 @@
   <w:style w:type="character" w:default="1" w:styleId="Absatz-Standardschriftart">
     <w:name w:val="Default Paragraph Font"/>
     <w:uiPriority w:val="1"/>
+    <w:semiHidden/>
     <w:unhideWhenUsed/>
   </w:style>
   <w:style w:type="table" w:default="1" w:styleId="NormaleTabelle">

--- a/MeinMaterial/Besprechungen/Gespräch2.docx
+++ b/MeinMaterial/Besprechungen/Gespräch2.docx
@@ -35,8 +35,13 @@
       <w:r>
         <w:t xml:space="preserve">- </w:t>
       </w:r>
-      <w:r>
-        <w:t>mattermost @janders</w:t>
+      <w:proofErr w:type="spellStart"/>
+      <w:r>
+        <w:t>mattermost</w:t>
+      </w:r>
+      <w:proofErr w:type="spellEnd"/>
+      <w:r>
+        <w:t xml:space="preserve"> @janders</w:t>
       </w:r>
       <w:r>
         <w:br/>
@@ -47,7 +52,15 @@
       </w:r>
       <w:r>
         <w:br/>
-        <w:t xml:space="preserve">- erste Pipeline (snlphorm auf Daten, lineare Regression auf Übergangswahrscheinlichkeiten, Effekte) </w:t>
+        <w:t>- erste Pipeline (</w:t>
+      </w:r>
+      <w:proofErr w:type="spellStart"/>
+      <w:r>
+        <w:t>snlphorm</w:t>
+      </w:r>
+      <w:proofErr w:type="spellEnd"/>
+      <w:r>
+        <w:t xml:space="preserve"> auf Daten, lineare Regression auf Übergangswahrscheinlichkeiten, Effekte) </w:t>
       </w:r>
       <w:r>
         <w:br/>
@@ -55,7 +68,15 @@
       </w:r>
       <w:r>
         <w:br/>
-        <w:t>- Validierung lphorm schon?</w:t>
+        <w:t xml:space="preserve">- Validierung </w:t>
+      </w:r>
+      <w:proofErr w:type="spellStart"/>
+      <w:r>
+        <w:t>lphorm</w:t>
+      </w:r>
+      <w:proofErr w:type="spellEnd"/>
+      <w:r>
+        <w:t xml:space="preserve"> schon?</w:t>
       </w:r>
       <w:r>
         <w:br/>
@@ -134,7 +155,23 @@
       </w:r>
       <w:r>
         <w:br/>
-        <w:t>einzelne Paper im Detail (Strukturdateneinflüsse italiener, lphorm)</w:t>
+        <w:t xml:space="preserve">einzelne Paper im Detail (Strukturdateneinflüsse </w:t>
+      </w:r>
+      <w:proofErr w:type="spellStart"/>
+      <w:r>
+        <w:t>italiener</w:t>
+      </w:r>
+      <w:proofErr w:type="spellEnd"/>
+      <w:r>
+        <w:t xml:space="preserve">, </w:t>
+      </w:r>
+      <w:proofErr w:type="spellStart"/>
+      <w:r>
+        <w:t>lphorm</w:t>
+      </w:r>
+      <w:proofErr w:type="spellEnd"/>
+      <w:r>
+        <w:t>)</w:t>
       </w:r>
     </w:p>
     <w:p/>
@@ -153,16 +190,45 @@
         </w:rPr>
         <w:br/>
       </w:r>
-      <w:r>
-        <w:t>shape -Datei für Deutschlandkarte auf Wahlbezirksebene bzw Briefwahlbezirksebene</w:t>
-      </w:r>
-      <w:r>
-        <w:br/>
-        <w:t>(Einfärbungen nach Strukturdaten, Übergangswskeiten, …)</w:t>
-      </w:r>
-      <w:r>
-        <w:br/>
-        <w:t xml:space="preserve">hat man daten, strukturdaten beschreibt ChatGPT </w:t>
+      <w:proofErr w:type="spellStart"/>
+      <w:r>
+        <w:t>shape</w:t>
+      </w:r>
+      <w:proofErr w:type="spellEnd"/>
+      <w:r>
+        <w:t xml:space="preserve"> -Datei für Deutschlandkarte auf Wahlbezirksebene </w:t>
+      </w:r>
+      <w:proofErr w:type="spellStart"/>
+      <w:r>
+        <w:t>bzw</w:t>
+      </w:r>
+      <w:proofErr w:type="spellEnd"/>
+      <w:r>
+        <w:t xml:space="preserve"> Briefwahlbezirksebene</w:t>
+      </w:r>
+      <w:r>
+        <w:br/>
+        <w:t xml:space="preserve">(Einfärbungen nach Strukturdaten, </w:t>
+      </w:r>
+      <w:proofErr w:type="spellStart"/>
+      <w:r>
+        <w:t>Übergangswskeiten</w:t>
+      </w:r>
+      <w:proofErr w:type="spellEnd"/>
+      <w:r>
+        <w:t>, …)</w:t>
+      </w:r>
+      <w:r>
+        <w:br/>
+        <w:t xml:space="preserve">hat man daten, </w:t>
+      </w:r>
+      <w:proofErr w:type="spellStart"/>
+      <w:r>
+        <w:t>strukturdaten</w:t>
+      </w:r>
+      <w:proofErr w:type="spellEnd"/>
+      <w:r>
+        <w:t xml:space="preserve"> beschreibt ChatGPT </w:t>
       </w:r>
       <w:r>
         <w:br/>
@@ -177,6 +243,7 @@
         </w:rPr>
         <w:t>(</w:t>
       </w:r>
+      <w:proofErr w:type="spellStart"/>
       <w:r>
         <w:rPr>
           <w:b/>
@@ -184,12 +251,21 @@
         </w:rPr>
         <w:t>sn</w:t>
       </w:r>
-      <w:r>
-        <w:rPr>
-          <w:b/>
-          <w:bCs/>
-        </w:rPr>
-        <w:t>)l</w:t>
+      <w:proofErr w:type="spellEnd"/>
+      <w:r>
+        <w:rPr>
+          <w:b/>
+          <w:bCs/>
+        </w:rPr>
+        <w:t>)</w:t>
+      </w:r>
+      <w:proofErr w:type="spellStart"/>
+      <w:r>
+        <w:rPr>
+          <w:b/>
+          <w:bCs/>
+        </w:rPr>
+        <w:t>l</w:t>
       </w:r>
       <w:r>
         <w:rPr>
@@ -198,6 +274,7 @@
         </w:rPr>
         <w:t>phorm</w:t>
       </w:r>
+      <w:proofErr w:type="spellEnd"/>
       <w:r>
         <w:rPr>
           <w:b/>
@@ -214,8 +291,13 @@
       </w:r>
       <w:proofErr w:type="gramEnd"/>
       <w:r>
-        <w:t xml:space="preserve"> im detail</w:t>
-      </w:r>
+        <w:t xml:space="preserve"> im </w:t>
+      </w:r>
+      <w:proofErr w:type="spellStart"/>
+      <w:r>
+        <w:t>detail</w:t>
+      </w:r>
+      <w:proofErr w:type="spellEnd"/>
       <w:r>
         <w:t xml:space="preserve"> </w:t>
       </w:r>
@@ -223,28 +305,75 @@
         <w:sym w:font="Wingdings" w:char="F0E0"/>
       </w:r>
       <w:r>
-        <w:t xml:space="preserve"> wie wird dieser beste kompromiss in dem eingeschränkten Raum gefunden?</w:t>
+        <w:t xml:space="preserve"> wie wird dieser beste </w:t>
+      </w:r>
+      <w:proofErr w:type="spellStart"/>
+      <w:r>
+        <w:t>kompromiss</w:t>
+      </w:r>
+      <w:proofErr w:type="spellEnd"/>
+      <w:r>
+        <w:t xml:space="preserve"> in dem eingeschränkten Raum gefunden?</w:t>
       </w:r>
     </w:p>
     <w:p>
-      <w:r>
-        <w:t>lphorm arbeitet mit l1 loss, bereits gezeigt aber nicht publiziert, dass l2 loss besser wäre/ ist</w:t>
-      </w:r>
-      <w:r>
-        <w:br/>
-      </w:r>
-      <w:r>
-        <w:br/>
-        <w:t>Probleme mit lphorm:</w:t>
-      </w:r>
-      <w:r>
-        <w:br/>
-        <w:t>1) l1 loss</w:t>
-      </w:r>
-      <w:r>
-        <w:br/>
-        <w:t>2) Overfitting</w:t>
-      </w:r>
+      <w:proofErr w:type="spellStart"/>
+      <w:r>
+        <w:t>lphorm</w:t>
+      </w:r>
+      <w:proofErr w:type="spellEnd"/>
+      <w:r>
+        <w:t xml:space="preserve"> arbeitet mit l1 </w:t>
+      </w:r>
+      <w:proofErr w:type="spellStart"/>
+      <w:r>
+        <w:t>loss</w:t>
+      </w:r>
+      <w:proofErr w:type="spellEnd"/>
+      <w:r>
+        <w:t xml:space="preserve">, bereits gezeigt aber nicht publiziert, dass l2 </w:t>
+      </w:r>
+      <w:proofErr w:type="spellStart"/>
+      <w:r>
+        <w:t>loss</w:t>
+      </w:r>
+      <w:proofErr w:type="spellEnd"/>
+      <w:r>
+        <w:t xml:space="preserve"> besser wäre/ ist</w:t>
+      </w:r>
+      <w:r>
+        <w:br/>
+      </w:r>
+      <w:r>
+        <w:br/>
+        <w:t xml:space="preserve">Probleme mit </w:t>
+      </w:r>
+      <w:proofErr w:type="spellStart"/>
+      <w:r>
+        <w:t>lphorm</w:t>
+      </w:r>
+      <w:proofErr w:type="spellEnd"/>
+      <w:r>
+        <w:t>:</w:t>
+      </w:r>
+      <w:r>
+        <w:br/>
+        <w:t xml:space="preserve">1) l1 </w:t>
+      </w:r>
+      <w:proofErr w:type="spellStart"/>
+      <w:r>
+        <w:t>loss</w:t>
+      </w:r>
+      <w:proofErr w:type="spellEnd"/>
+      <w:r>
+        <w:br/>
+        <w:t xml:space="preserve">2) </w:t>
+      </w:r>
+      <w:proofErr w:type="spellStart"/>
+      <w:r>
+        <w:t>Overfitting</w:t>
+      </w:r>
+      <w:proofErr w:type="spellEnd"/>
     </w:p>
     <w:p/>
     <w:p>
@@ -253,7 +382,39 @@
           <w:b/>
           <w:bCs/>
         </w:rPr>
-        <w:t xml:space="preserve">(sn)lphorm </w:t>
+        <w:t>(</w:t>
+      </w:r>
+      <w:proofErr w:type="spellStart"/>
+      <w:r>
+        <w:rPr>
+          <w:b/>
+          <w:bCs/>
+        </w:rPr>
+        <w:t>sn</w:t>
+      </w:r>
+      <w:proofErr w:type="spellEnd"/>
+      <w:r>
+        <w:rPr>
+          <w:b/>
+          <w:bCs/>
+        </w:rPr>
+        <w:t>)</w:t>
+      </w:r>
+      <w:proofErr w:type="spellStart"/>
+      <w:r>
+        <w:rPr>
+          <w:b/>
+          <w:bCs/>
+        </w:rPr>
+        <w:t>lphorm</w:t>
+      </w:r>
+      <w:proofErr w:type="spellEnd"/>
+      <w:r>
+        <w:rPr>
+          <w:b/>
+          <w:bCs/>
+        </w:rPr>
+        <w:t xml:space="preserve"> </w:t>
       </w:r>
       <w:r>
         <w:rPr>
@@ -267,8 +428,17 @@
           <w:b/>
           <w:bCs/>
         </w:rPr>
-        <w:t xml:space="preserve"> der geschätzten lokalen Übergangswskeiten</w:t>
-      </w:r>
+        <w:t xml:space="preserve"> der geschätzten lokalen </w:t>
+      </w:r>
+      <w:proofErr w:type="spellStart"/>
+      <w:r>
+        <w:rPr>
+          <w:b/>
+          <w:bCs/>
+        </w:rPr>
+        <w:t>Übergangswskeiten</w:t>
+      </w:r>
+      <w:proofErr w:type="spellEnd"/>
       <w:r>
         <w:rPr>
           <w:b/>
@@ -283,7 +453,15 @@
         <w:sym w:font="Wingdings" w:char="F0E0"/>
       </w:r>
       <w:r>
-        <w:t xml:space="preserve"> overfitting?</w:t>
+        <w:t xml:space="preserve"> </w:t>
+      </w:r>
+      <w:proofErr w:type="spellStart"/>
+      <w:r>
+        <w:t>overfitting</w:t>
+      </w:r>
+      <w:proofErr w:type="spellEnd"/>
+      <w:r>
+        <w:t>?</w:t>
       </w:r>
       <w:r>
         <w:br/>
@@ -293,10 +471,42 @@
         <w:t xml:space="preserve"> einfach halten (2 Parteien Szenario oder so)</w:t>
       </w:r>
       <w:r>
-        <w:t xml:space="preserve"> zu beginn Wahlergebnis, Einflüsse auf übergangswahrscheinlichkeiten bekannt (eine binäre Variable, eine kontinuierlich (simpel halten</w:t>
-      </w:r>
-      <w:r>
-        <w:t>, logit modell als einfluss bspw.</w:t>
+        <w:t xml:space="preserve"> zu beginn Wahlergebnis, Einflüsse auf </w:t>
+      </w:r>
+      <w:proofErr w:type="spellStart"/>
+      <w:r>
+        <w:t>übergangswahrscheinlichkeiten</w:t>
+      </w:r>
+      <w:proofErr w:type="spellEnd"/>
+      <w:r>
+        <w:t xml:space="preserve"> bekannt (eine binäre Variable, eine kontinuierlich (simpel halten</w:t>
+      </w:r>
+      <w:r>
+        <w:t xml:space="preserve">, </w:t>
+      </w:r>
+      <w:proofErr w:type="spellStart"/>
+      <w:r>
+        <w:t>logit</w:t>
+      </w:r>
+      <w:proofErr w:type="spellEnd"/>
+      <w:r>
+        <w:t xml:space="preserve"> </w:t>
+      </w:r>
+      <w:proofErr w:type="spellStart"/>
+      <w:r>
+        <w:t>modell</w:t>
+      </w:r>
+      <w:proofErr w:type="spellEnd"/>
+      <w:r>
+        <w:t xml:space="preserve"> als </w:t>
+      </w:r>
+      <w:proofErr w:type="spellStart"/>
+      <w:r>
+        <w:t>einfluss</w:t>
+      </w:r>
+      <w:proofErr w:type="spellEnd"/>
+      <w:r>
+        <w:t xml:space="preserve"> bspw.</w:t>
       </w:r>
       <w:r>
         <w:t>)</w:t>
@@ -311,11 +521,32 @@
       <w:r>
         <w:t xml:space="preserve"> </w:t>
       </w:r>
-      <w:r>
-        <w:t xml:space="preserve">X_i </w:t>
-      </w:r>
-      <w:r>
-        <w:t>~ multinomial(pi)</w:t>
+      <w:proofErr w:type="spellStart"/>
+      <w:r>
+        <w:t>X_i</w:t>
+      </w:r>
+      <w:proofErr w:type="spellEnd"/>
+      <w:r>
+        <w:t xml:space="preserve"> </w:t>
+      </w:r>
+      <w:r>
+        <w:t xml:space="preserve">~ </w:t>
+      </w:r>
+      <w:proofErr w:type="spellStart"/>
+      <w:r>
+        <w:t>multinomial</w:t>
+      </w:r>
+      <w:proofErr w:type="spellEnd"/>
+      <w:r>
+        <w:t>(</w:t>
+      </w:r>
+      <w:proofErr w:type="spellStart"/>
+      <w:r>
+        <w:t>pi</w:t>
+      </w:r>
+      <w:proofErr w:type="spellEnd"/>
+      <w:r>
+        <w:t>)</w:t>
       </w:r>
       <w:r>
         <w:br/>
@@ -324,8 +555,13 @@
       <w:r>
         <w:t xml:space="preserve">Variablen </w:t>
       </w:r>
-      <w:r>
-        <w:t xml:space="preserve">übergangswahrscheinlichkeiten </w:t>
+      <w:proofErr w:type="spellStart"/>
+      <w:r>
+        <w:t>übergangswahrscheinlichkeiten</w:t>
+      </w:r>
+      <w:proofErr w:type="spellEnd"/>
+      <w:r>
+        <w:t xml:space="preserve"> </w:t>
       </w:r>
       <w:r>
         <w:t xml:space="preserve">und somit </w:t>
@@ -335,7 +571,14 @@
       </w:r>
       <w:r>
         <w:br/>
-        <w:t xml:space="preserve">nslphorm anwenden </w:t>
+      </w:r>
+      <w:proofErr w:type="spellStart"/>
+      <w:r>
+        <w:t>nslphorm</w:t>
+      </w:r>
+      <w:proofErr w:type="spellEnd"/>
+      <w:r>
+        <w:t xml:space="preserve"> anwenden </w:t>
       </w:r>
       <w:r>
         <w:t xml:space="preserve">auf beiden Wahlergebnissen </w:t>
@@ -346,9 +589,22 @@
       <w:r>
         <w:t xml:space="preserve"> schauen ob die </w:t>
       </w:r>
+      <w:proofErr w:type="spellStart"/>
       <w:r>
         <w:lastRenderedPageBreak/>
-        <w:t>übergangswahrscheinlichkeiten korrekt geschätzt wurden (wir kennen sie durch verändernde Kovariablen und betas die wir festgesetzt hatten)</w:t>
+        <w:t>übergangswahrscheinlichkeiten</w:t>
+      </w:r>
+      <w:proofErr w:type="spellEnd"/>
+      <w:r>
+        <w:t xml:space="preserve"> korrekt geschätzt wurden (wir kennen sie durch verändernde Kovariablen und </w:t>
+      </w:r>
+      <w:proofErr w:type="spellStart"/>
+      <w:r>
+        <w:t>betas</w:t>
+      </w:r>
+      <w:proofErr w:type="spellEnd"/>
+      <w:r>
+        <w:t xml:space="preserve"> die wir festgesetzt hatten)</w:t>
       </w:r>
       <w:r>
         <w:br/>
@@ -366,11 +622,24 @@
         <w:sym w:font="Wingdings" w:char="F0E0"/>
       </w:r>
       <w:r>
-        <w:t xml:space="preserve"> Ziel: testen: erkennt unser modell die wahren</w:t>
-      </w:r>
-      <w:r>
-        <w:t xml:space="preserve"> übergangswahrscheinlichkeiten</w:t>
-      </w:r>
+        <w:t xml:space="preserve"> Ziel: testen: erkennt unser </w:t>
+      </w:r>
+      <w:proofErr w:type="spellStart"/>
+      <w:r>
+        <w:t>modell</w:t>
+      </w:r>
+      <w:proofErr w:type="spellEnd"/>
+      <w:r>
+        <w:t xml:space="preserve"> die wahren</w:t>
+      </w:r>
+      <w:r>
+        <w:t xml:space="preserve"> </w:t>
+      </w:r>
+      <w:proofErr w:type="spellStart"/>
+      <w:r>
+        <w:t>übergangswahrscheinlichkeiten</w:t>
+      </w:r>
+      <w:proofErr w:type="spellEnd"/>
       <w:r>
         <w:br/>
       </w:r>
@@ -381,27 +650,120 @@
         <w:sym w:font="Wingdings" w:char="F0E0"/>
       </w:r>
       <w:r>
-        <w:t xml:space="preserve"> weiterführender test: erkennt unser modell die</w:t>
-      </w:r>
-      <w:r>
-        <w:t xml:space="preserve"> einflussfaktoren korrekt</w:t>
-      </w:r>
-      <w:r>
-        <w:br/>
-        <w:t>(dazu vllt dann noch anhand der übergangswskeiten modell schätzen mit kovariablen: dann schauen ob geschätzte beta gleich vorher festgelegten betas)</w:t>
+        <w:t xml:space="preserve"> weiterführender </w:t>
+      </w:r>
+      <w:proofErr w:type="spellStart"/>
+      <w:r>
+        <w:t>test</w:t>
+      </w:r>
+      <w:proofErr w:type="spellEnd"/>
+      <w:r>
+        <w:t xml:space="preserve">: erkennt unser </w:t>
+      </w:r>
+      <w:proofErr w:type="spellStart"/>
+      <w:r>
+        <w:t>modell</w:t>
+      </w:r>
+      <w:proofErr w:type="spellEnd"/>
+      <w:r>
+        <w:t xml:space="preserve"> die</w:t>
+      </w:r>
+      <w:r>
+        <w:t xml:space="preserve"> </w:t>
+      </w:r>
+      <w:proofErr w:type="spellStart"/>
+      <w:r>
+        <w:t>einflussfaktoren</w:t>
+      </w:r>
+      <w:proofErr w:type="spellEnd"/>
+      <w:r>
+        <w:t xml:space="preserve"> korrekt</w:t>
+      </w:r>
+      <w:r>
+        <w:br/>
+        <w:t xml:space="preserve">(dazu </w:t>
+      </w:r>
+      <w:proofErr w:type="spellStart"/>
+      <w:r>
+        <w:t>vllt</w:t>
+      </w:r>
+      <w:proofErr w:type="spellEnd"/>
+      <w:r>
+        <w:t xml:space="preserve"> dann noch anhand der </w:t>
+      </w:r>
+      <w:proofErr w:type="spellStart"/>
+      <w:r>
+        <w:t>übergangswskeiten</w:t>
+      </w:r>
+      <w:proofErr w:type="spellEnd"/>
+      <w:r>
+        <w:t xml:space="preserve"> </w:t>
+      </w:r>
+      <w:proofErr w:type="spellStart"/>
+      <w:r>
+        <w:t>modell</w:t>
+      </w:r>
+      <w:proofErr w:type="spellEnd"/>
+      <w:r>
+        <w:t xml:space="preserve"> schätzen mit </w:t>
+      </w:r>
+      <w:proofErr w:type="spellStart"/>
+      <w:r>
+        <w:t>kovariablen</w:t>
+      </w:r>
+      <w:proofErr w:type="spellEnd"/>
+      <w:r>
+        <w:t xml:space="preserve">: dann schauen ob geschätzte </w:t>
+      </w:r>
+      <w:proofErr w:type="spellStart"/>
+      <w:r>
+        <w:t>beta</w:t>
+      </w:r>
+      <w:proofErr w:type="spellEnd"/>
+      <w:r>
+        <w:t xml:space="preserve"> gleich vorher festgelegten </w:t>
+      </w:r>
+      <w:proofErr w:type="spellStart"/>
+      <w:r>
+        <w:t>betas</w:t>
+      </w:r>
+      <w:proofErr w:type="spellEnd"/>
+      <w:r>
+        <w:t>)</w:t>
       </w:r>
     </w:p>
     <w:p>
       <w:r>
         <w:t xml:space="preserve">Frage hier zur Validierung (nach Gespräch aufgekommen): Modell arbeitet doch ohne </w:t>
       </w:r>
+      <w:proofErr w:type="spellStart"/>
       <w:proofErr w:type="gramStart"/>
       <w:r>
-        <w:t>einflussfaktoren,  hat</w:t>
+        <w:t>einflussfaktoren</w:t>
+      </w:r>
+      <w:proofErr w:type="spellEnd"/>
+      <w:r>
+        <w:t>,  hat</w:t>
       </w:r>
       <w:proofErr w:type="gramEnd"/>
       <w:r>
-        <w:t xml:space="preserve"> nur Wahlergebnisse, da kann man doch wahre einflussfaktoren nicht testen, nur wahre übergangswskeiten (aber </w:t>
+        <w:t xml:space="preserve"> nur Wahlergebnisse, da kann man doch wahre </w:t>
+      </w:r>
+      <w:proofErr w:type="spellStart"/>
+      <w:r>
+        <w:t>einflussfaktoren</w:t>
+      </w:r>
+      <w:proofErr w:type="spellEnd"/>
+      <w:r>
+        <w:t xml:space="preserve"> nicht testen, nur wahre </w:t>
+      </w:r>
+      <w:proofErr w:type="spellStart"/>
+      <w:r>
+        <w:t>übergangswskeiten</w:t>
+      </w:r>
+      <w:proofErr w:type="spellEnd"/>
+      <w:r>
+        <w:t xml:space="preserve"> (aber </w:t>
       </w:r>
       <w:proofErr w:type="gramStart"/>
       <w:r>
@@ -429,7 +791,15 @@
         <w:br/>
       </w:r>
       <w:r>
-        <w:t>2 Inputs (Ergebnisse 21 und 25) je mit allen Wahlergebnissen der Parteien. Keine weiteren Variablen (Kreisindikator, bezirksindikator) (vor Modell rauswerfen)</w:t>
+        <w:t xml:space="preserve">2 Inputs (Ergebnisse 21 und 25) je mit allen Wahlergebnissen der Parteien. Keine weiteren Variablen (Kreisindikator, </w:t>
+      </w:r>
+      <w:proofErr w:type="spellStart"/>
+      <w:r>
+        <w:t>bezirksindikator</w:t>
+      </w:r>
+      <w:proofErr w:type="spellEnd"/>
+      <w:r>
+        <w:t>) (vor Modell rauswerfen)</w:t>
       </w:r>
     </w:p>
     <w:p/>
@@ -449,7 +819,23 @@
         <w:br/>
       </w:r>
       <w:r>
-        <w:t>jetzt mit allgemeinem Titel (gerne fancy aber prägnant und kurz) (Kauermann präferenz)</w:t>
+        <w:t xml:space="preserve">jetzt mit allgemeinem Titel (gerne </w:t>
+      </w:r>
+      <w:proofErr w:type="spellStart"/>
+      <w:r>
+        <w:t>fancy</w:t>
+      </w:r>
+      <w:proofErr w:type="spellEnd"/>
+      <w:r>
+        <w:t xml:space="preserve"> aber prägnant und kurz) (Kauermann </w:t>
+      </w:r>
+      <w:proofErr w:type="spellStart"/>
+      <w:r>
+        <w:t>präferenz</w:t>
+      </w:r>
+      <w:proofErr w:type="spellEnd"/>
+      <w:r>
+        <w:t>)</w:t>
       </w:r>
       <w:r>
         <w:br/>
@@ -488,7 +874,15 @@
       </w:r>
       <w:r>
         <w:br/>
-        <w:t>Englisch hat den Vorteil, dass ChatGPT besser formuliert (bzw natürlicher)</w:t>
+        <w:t>Englisch hat den Vorteil, dass ChatGPT besser formuliert (</w:t>
+      </w:r>
+      <w:proofErr w:type="spellStart"/>
+      <w:r>
+        <w:t>bzw</w:t>
+      </w:r>
+      <w:proofErr w:type="spellEnd"/>
+      <w:r>
+        <w:t xml:space="preserve"> natürlicher)</w:t>
       </w:r>
     </w:p>
     <w:p/>
@@ -506,38 +900,123 @@
       </w:r>
       <w:r>
         <w:br/>
-        <w:t>lineare Regression, GLM (nicht alles so genau, einfach linearitätsannahme und anwenden)</w:t>
-      </w:r>
-      <w:r>
-        <w:br/>
-        <w:t>Fokus interpretierbarkeit</w:t>
-      </w:r>
-      <w:r>
-        <w:br/>
-        <w:t>argumentierbar auch komplizierter</w:t>
-      </w:r>
-      <w:r>
-        <w:t xml:space="preserve"> bsp (Chatgpt):</w:t>
-      </w:r>
-      <w:r>
-        <w:br/>
-        <w:t xml:space="preserve">modell_gewichtet &lt;- </w:t>
-      </w:r>
+        <w:t xml:space="preserve">lineare Regression, GLM (nicht alles so genau, einfach </w:t>
+      </w:r>
+      <w:proofErr w:type="spellStart"/>
+      <w:r>
+        <w:t>linearitätsannahme</w:t>
+      </w:r>
+      <w:proofErr w:type="spellEnd"/>
+      <w:r>
+        <w:t xml:space="preserve"> und anwenden)</w:t>
+      </w:r>
+      <w:r>
+        <w:br/>
+        <w:t xml:space="preserve">Fokus </w:t>
+      </w:r>
+      <w:proofErr w:type="spellStart"/>
+      <w:r>
+        <w:t>interpretierbarkeit</w:t>
+      </w:r>
+      <w:proofErr w:type="spellEnd"/>
+      <w:r>
+        <w:br/>
+      </w:r>
+      <w:proofErr w:type="spellStart"/>
+      <w:r>
+        <w:t>argumentierbar</w:t>
+      </w:r>
+      <w:proofErr w:type="spellEnd"/>
+      <w:r>
+        <w:t xml:space="preserve"> auch komplizierter</w:t>
+      </w:r>
+      <w:r>
+        <w:t xml:space="preserve"> </w:t>
+      </w:r>
+      <w:proofErr w:type="spellStart"/>
+      <w:r>
+        <w:t>bsp</w:t>
+      </w:r>
+      <w:proofErr w:type="spellEnd"/>
+      <w:r>
+        <w:t xml:space="preserve"> (</w:t>
+      </w:r>
+      <w:proofErr w:type="spellStart"/>
+      <w:r>
+        <w:t>Chatgpt</w:t>
+      </w:r>
+      <w:proofErr w:type="spellEnd"/>
+      <w:r>
+        <w:t>):</w:t>
+      </w:r>
+      <w:r>
+        <w:br/>
+      </w:r>
+      <w:proofErr w:type="spellStart"/>
+      <w:r>
+        <w:t>modell_gewichtet</w:t>
+      </w:r>
+      <w:proofErr w:type="spellEnd"/>
+      <w:r>
+        <w:t xml:space="preserve"> &lt;- </w:t>
+      </w:r>
+      <w:proofErr w:type="spellStart"/>
       <w:proofErr w:type="gramStart"/>
       <w:r>
-        <w:t>glm(</w:t>
+        <w:t>glm</w:t>
+      </w:r>
+      <w:proofErr w:type="spellEnd"/>
+      <w:r>
+        <w:t>(</w:t>
       </w:r>
       <w:r>
         <w:t xml:space="preserve">  </w:t>
       </w:r>
       <w:proofErr w:type="gramEnd"/>
       <w:r>
-        <w:t xml:space="preserve"> # man betrachtet alle parteien einzelnd zu interessierenden partei</w:t>
-      </w:r>
+        <w:t xml:space="preserve"> # man betrachtet alle </w:t>
+      </w:r>
+      <w:proofErr w:type="spellStart"/>
+      <w:r>
+        <w:t>parteien</w:t>
+      </w:r>
+      <w:proofErr w:type="spellEnd"/>
+      <w:r>
+        <w:t xml:space="preserve"> </w:t>
+      </w:r>
+      <w:proofErr w:type="spellStart"/>
+      <w:r>
+        <w:t>einzelnd</w:t>
+      </w:r>
+      <w:proofErr w:type="spellEnd"/>
+      <w:r>
+        <w:t xml:space="preserve"> zu interessierenden </w:t>
+      </w:r>
+      <w:proofErr w:type="spellStart"/>
+      <w:r>
+        <w:t>partei</w:t>
+      </w:r>
+      <w:proofErr w:type="spellEnd"/>
     </w:p>
     <w:p>
       <w:r>
-        <w:t xml:space="preserve">  p_hat ~ arbeitslosigkeit +</w:t>
+        <w:t xml:space="preserve">  </w:t>
+      </w:r>
+      <w:proofErr w:type="spellStart"/>
+      <w:r>
+        <w:t>p_hat</w:t>
+      </w:r>
+      <w:proofErr w:type="spellEnd"/>
+      <w:r>
+        <w:t xml:space="preserve"> ~ </w:t>
+      </w:r>
+      <w:proofErr w:type="spellStart"/>
+      <w:r>
+        <w:t>arbeitslosigkeit</w:t>
+      </w:r>
+      <w:proofErr w:type="spellEnd"/>
+      <w:r>
+        <w:t xml:space="preserve"> +</w:t>
       </w:r>
     </w:p>
     <w:p>
@@ -547,7 +1026,15 @@
     </w:p>
     <w:p>
       <w:r>
-        <w:t xml:space="preserve">    bildung +</w:t>
+        <w:t xml:space="preserve">    </w:t>
+      </w:r>
+      <w:proofErr w:type="spellStart"/>
+      <w:r>
+        <w:t>bildung</w:t>
+      </w:r>
+      <w:proofErr w:type="spellEnd"/>
+      <w:r>
+        <w:t xml:space="preserve"> +</w:t>
       </w:r>
     </w:p>
     <w:p>
@@ -559,11 +1046,19 @@
       <w:r>
         <w:t xml:space="preserve">    </w:t>
       </w:r>
+      <w:proofErr w:type="spellStart"/>
       <w:r>
         <w:rPr>
           <w:lang w:val="en-US"/>
         </w:rPr>
-        <w:t>urbanitaet,</w:t>
+        <w:t>urbanitaet</w:t>
+      </w:r>
+      <w:proofErr w:type="spellEnd"/>
+      <w:r>
+        <w:rPr>
+          <w:lang w:val="en-US"/>
+        </w:rPr>
+        <w:t>,</w:t>
       </w:r>
     </w:p>
     <w:p>
@@ -608,20 +1103,58 @@
       </w:r>
     </w:p>
     <w:p>
-      <w:r>
+      <w:pPr>
         <w:rPr>
           <w:lang w:val="en-US"/>
         </w:rPr>
+      </w:pPr>
+      <w:r>
+        <w:rPr>
+          <w:lang w:val="en-US"/>
+        </w:rPr>
         <w:t xml:space="preserve">  </w:t>
       </w:r>
       <w:r>
-        <w:t>weights = n_ausgang,</w:t>
+        <w:rPr>
+          <w:lang w:val="en-US"/>
+        </w:rPr>
+        <w:t xml:space="preserve">weights = </w:t>
+      </w:r>
+      <w:proofErr w:type="spellStart"/>
+      <w:r>
+        <w:rPr>
+          <w:lang w:val="en-US"/>
+        </w:rPr>
+        <w:t>n_ausgang</w:t>
+      </w:r>
+      <w:proofErr w:type="spellEnd"/>
+      <w:r>
+        <w:rPr>
+          <w:lang w:val="en-US"/>
+        </w:rPr>
+        <w:t>,</w:t>
       </w:r>
     </w:p>
     <w:p>
       <w:r>
-        <w:t xml:space="preserve">  data    = transitionsdaten</w:t>
-      </w:r>
+        <w:rPr>
+          <w:lang w:val="en-US"/>
+        </w:rPr>
+        <w:t xml:space="preserve">  </w:t>
+      </w:r>
+      <w:proofErr w:type="spellStart"/>
+      <w:r>
+        <w:t>data</w:t>
+      </w:r>
+      <w:proofErr w:type="spellEnd"/>
+      <w:r>
+        <w:t xml:space="preserve">    = </w:t>
+      </w:r>
+      <w:proofErr w:type="spellStart"/>
+      <w:r>
+        <w:t>transitionsdaten</w:t>
+      </w:r>
+      <w:proofErr w:type="spellEnd"/>
     </w:p>
     <w:p>
       <w:r>
@@ -661,7 +1194,15 @@
         </w:numPr>
       </w:pPr>
       <w:r>
-        <w:t>Abhängigkeit aller lokalen Matrizen von derselben globalen nslphom-Lösung.</w:t>
+        <w:t xml:space="preserve">Abhängigkeit aller lokalen Matrizen von derselben globalen </w:t>
+      </w:r>
+      <w:proofErr w:type="spellStart"/>
+      <w:r>
+        <w:t>nslphom</w:t>
+      </w:r>
+      <w:proofErr w:type="spellEnd"/>
+      <w:r>
+        <w:t>-Lösung.</w:t>
       </w:r>
     </w:p>
     <w:p>
@@ -672,7 +1213,15 @@
         <w:t xml:space="preserve"> </w:t>
       </w:r>
       <w:r>
-        <w:t>Literatur zu Second-Stage-EI-Analysen empfiehlt nach Möglichkeit gemeinsame Modelle, in denen die Kovariaten bereits bei der ökologischen Inferenz berücksichtigt werden</w:t>
+        <w:t xml:space="preserve">Literatur zu Second-Stage-EI-Analysen empfiehlt nach Möglichkeit gemeinsame Modelle, in denen die </w:t>
+      </w:r>
+      <w:proofErr w:type="spellStart"/>
+      <w:r>
+        <w:t>Kovariaten</w:t>
+      </w:r>
+      <w:proofErr w:type="spellEnd"/>
+      <w:r>
+        <w:t xml:space="preserve"> bereits bei der ökologischen Inferenz berücksichtigt werden</w:t>
       </w:r>
       <w:r>
         <w:t xml:space="preserve"> (nicht unser Fokus)</w:t>
@@ -690,44 +1239,114 @@
         <w:t xml:space="preserve"> </w:t>
       </w:r>
       <w:r>
-        <w:t>Für nslphom würde ich deshalb zusätzlich robuste Standardfehler verwenden:</w:t>
+        <w:t xml:space="preserve">Für </w:t>
+      </w:r>
+      <w:proofErr w:type="spellStart"/>
+      <w:r>
+        <w:t>nslphom</w:t>
+      </w:r>
+      <w:proofErr w:type="spellEnd"/>
+      <w:r>
+        <w:t xml:space="preserve"> würde ich deshalb zusätzlich robuste Standardfehler verwenden:</w:t>
       </w:r>
     </w:p>
     <w:p>
-      <w:r>
-        <w:t>library(lmtest)</w:t>
-      </w:r>
-      <w:r>
-        <w:br/>
-        <w:t>library(sandwich)</w:t>
-      </w:r>
-      <w:r>
-        <w:br/>
-      </w:r>
-      <w:r>
-        <w:br/>
-      </w:r>
+      <w:proofErr w:type="spellStart"/>
+      <w:r>
+        <w:t>library</w:t>
+      </w:r>
+      <w:proofErr w:type="spellEnd"/>
+      <w:r>
+        <w:t>(</w:t>
+      </w:r>
+      <w:proofErr w:type="spellStart"/>
+      <w:r>
+        <w:t>lmtest</w:t>
+      </w:r>
+      <w:proofErr w:type="spellEnd"/>
+      <w:r>
+        <w:t>)</w:t>
+      </w:r>
+      <w:r>
+        <w:br/>
+      </w:r>
+      <w:proofErr w:type="spellStart"/>
+      <w:r>
+        <w:t>library</w:t>
+      </w:r>
+      <w:proofErr w:type="spellEnd"/>
+      <w:r>
+        <w:t>(</w:t>
+      </w:r>
+      <w:proofErr w:type="spellStart"/>
+      <w:r>
+        <w:t>sandwich</w:t>
+      </w:r>
+      <w:proofErr w:type="spellEnd"/>
+      <w:r>
+        <w:t>)</w:t>
+      </w:r>
+      <w:r>
+        <w:br/>
+      </w:r>
+      <w:r>
+        <w:br/>
+      </w:r>
+      <w:proofErr w:type="spellStart"/>
       <w:proofErr w:type="gramStart"/>
       <w:r>
-        <w:t>coeftest(</w:t>
+        <w:t>coeftest</w:t>
+      </w:r>
+      <w:proofErr w:type="spellEnd"/>
+      <w:r>
+        <w:t>(</w:t>
       </w:r>
       <w:proofErr w:type="gramEnd"/>
       <w:r>
         <w:br/>
-        <w:t xml:space="preserve">  modell_gewichtet,</w:t>
-      </w:r>
-      <w:r>
-        <w:br/>
-        <w:t xml:space="preserve">  vcov = </w:t>
-      </w:r>
+        <w:t xml:space="preserve">  </w:t>
+      </w:r>
+      <w:proofErr w:type="spellStart"/>
+      <w:r>
+        <w:t>modell_gewichtet</w:t>
+      </w:r>
+      <w:proofErr w:type="spellEnd"/>
+      <w:r>
+        <w:t>,</w:t>
+      </w:r>
+      <w:r>
+        <w:br/>
+        <w:t xml:space="preserve">  </w:t>
+      </w:r>
+      <w:proofErr w:type="spellStart"/>
+      <w:r>
+        <w:t>vcov</w:t>
+      </w:r>
+      <w:proofErr w:type="spellEnd"/>
+      <w:r>
+        <w:t xml:space="preserve"> = </w:t>
+      </w:r>
+      <w:proofErr w:type="spellStart"/>
       <w:proofErr w:type="gramStart"/>
       <w:r>
-        <w:t>vcovHC(</w:t>
+        <w:t>vcovHC</w:t>
+      </w:r>
+      <w:proofErr w:type="spellEnd"/>
+      <w:r>
+        <w:t>(</w:t>
       </w:r>
       <w:proofErr w:type="gramEnd"/>
       <w:r>
         <w:br/>
-        <w:t xml:space="preserve">    modell_gewichtet,</w:t>
+        <w:t xml:space="preserve">    </w:t>
+      </w:r>
+      <w:proofErr w:type="spellStart"/>
+      <w:r>
+        <w:t>modell_gewichtet</w:t>
+      </w:r>
+      <w:proofErr w:type="spellEnd"/>
+      <w:r>
+        <w:t>,</w:t>
       </w:r>
       <w:r>
         <w:br/>
@@ -744,8 +1363,13 @@
     </w:p>
     <w:p>
       <w:r>
-        <w:t>Das berücksichtigt Heteroskedastizität besser, propagiert aber noch nicht vollständig die Unsicherheit aus nslphom</w:t>
-      </w:r>
+        <w:t xml:space="preserve">Das berücksichtigt Heteroskedastizität besser, propagiert aber noch nicht vollständig die Unsicherheit aus </w:t>
+      </w:r>
+      <w:proofErr w:type="spellStart"/>
+      <w:r>
+        <w:t>nslphom</w:t>
+      </w:r>
+      <w:proofErr w:type="spellEnd"/>
       <w:r>
         <w:t xml:space="preserve"> (ChatGPT)</w:t>
       </w:r>
@@ -788,7 +1412,47 @@
       </w:r>
       <w:r>
         <w:br/>
-        <w:t>Cluster in Deutschland oder einfach auf Bundeslandebene (nur auswahl an bundesländern) die Regression der Strukturdaten mit Übergangswskeiten; Schätzung der Übergangswskeiten mit nslphorm auf Briefwahlbezirksebene damit mit robuster geprüfter Methode gearbeitet wird (nur mit globalem Output für einzelnen Bundesländer weiterrechnen)</w:t>
+        <w:t xml:space="preserve">Cluster in Deutschland oder einfach auf Bundeslandebene (nur </w:t>
+      </w:r>
+      <w:proofErr w:type="spellStart"/>
+      <w:r>
+        <w:t>auswahl</w:t>
+      </w:r>
+      <w:proofErr w:type="spellEnd"/>
+      <w:r>
+        <w:t xml:space="preserve"> an </w:t>
+      </w:r>
+      <w:proofErr w:type="spellStart"/>
+      <w:r>
+        <w:t>bundesländern</w:t>
+      </w:r>
+      <w:proofErr w:type="spellEnd"/>
+      <w:r>
+        <w:t xml:space="preserve">) die Regression der Strukturdaten mit </w:t>
+      </w:r>
+      <w:proofErr w:type="spellStart"/>
+      <w:r>
+        <w:t>Übergangswskeiten</w:t>
+      </w:r>
+      <w:proofErr w:type="spellEnd"/>
+      <w:r>
+        <w:t xml:space="preserve">; Schätzung der </w:t>
+      </w:r>
+      <w:proofErr w:type="spellStart"/>
+      <w:r>
+        <w:t>Übergangswskeiten</w:t>
+      </w:r>
+      <w:proofErr w:type="spellEnd"/>
+      <w:r>
+        <w:t xml:space="preserve"> mit </w:t>
+      </w:r>
+      <w:proofErr w:type="spellStart"/>
+      <w:r>
+        <w:t>nslphorm</w:t>
+      </w:r>
+      <w:proofErr w:type="spellEnd"/>
+      <w:r>
+        <w:t xml:space="preserve"> auf Briefwahlbezirksebene damit mit robuster geprüfter Methode gearbeitet wird (nur mit globalem Output für einzelnen Bundesländer weiterrechnen)</w:t>
       </w:r>
     </w:p>
     <w:p>
@@ -797,17 +1461,43 @@
       </w:r>
       <w:r>
         <w:br/>
-        <w:t>bayesianischer Ansatz</w:t>
-      </w:r>
-      <w:r>
-        <w:br/>
-        <w:t xml:space="preserve">möglicherweise Strukturvariablen bei schätzung der übergangswahrscheinlichkeiten miteinbeziehen </w:t>
+      </w:r>
+      <w:proofErr w:type="spellStart"/>
+      <w:r>
+        <w:t>bayesianischer</w:t>
+      </w:r>
+      <w:proofErr w:type="spellEnd"/>
+      <w:r>
+        <w:t xml:space="preserve"> Ansatz</w:t>
+      </w:r>
+      <w:r>
+        <w:br/>
+        <w:t xml:space="preserve">möglicherweise Strukturvariablen bei </w:t>
+      </w:r>
+      <w:proofErr w:type="spellStart"/>
+      <w:r>
+        <w:t>schätzung</w:t>
+      </w:r>
+      <w:proofErr w:type="spellEnd"/>
+      <w:r>
+        <w:t xml:space="preserve"> der </w:t>
+      </w:r>
+      <w:proofErr w:type="spellStart"/>
+      <w:r>
+        <w:t>übergangswahrscheinlichkeiten</w:t>
+      </w:r>
+      <w:proofErr w:type="spellEnd"/>
+      <w:r>
+        <w:t xml:space="preserve"> miteinbeziehen </w:t>
       </w:r>
       <w:r>
         <w:sym w:font="Wingdings" w:char="F0E0"/>
       </w:r>
       <w:r>
         <w:t xml:space="preserve"> daraus dann schon Effekte ablesbar?</w:t>
+      </w:r>
+      <w:r>
+        <w:t xml:space="preserve">  </w:t>
       </w:r>
     </w:p>
     <w:p/>
@@ -827,11 +1517,27 @@
         <w:br/>
       </w:r>
       <w:r>
-        <w:t>einfache Lösung: aggregieren, da Interpretation auf globaler Ebene kein problem eigentlich</w:t>
-      </w:r>
-      <w:r>
-        <w:br/>
-        <w:t xml:space="preserve">Problem könnte sein, dass in einer Aggregationseinheit sind dann 1000 menschen in der anderen 10000 </w:t>
+        <w:t xml:space="preserve">einfache Lösung: aggregieren, da Interpretation auf globaler Ebene kein </w:t>
+      </w:r>
+      <w:proofErr w:type="spellStart"/>
+      <w:r>
+        <w:t>problem</w:t>
+      </w:r>
+      <w:proofErr w:type="spellEnd"/>
+      <w:r>
+        <w:t xml:space="preserve"> eigentlich</w:t>
+      </w:r>
+      <w:r>
+        <w:br/>
+        <w:t xml:space="preserve">Problem könnte sein, dass in einer Aggregationseinheit sind dann 1000 </w:t>
+      </w:r>
+      <w:proofErr w:type="spellStart"/>
+      <w:r>
+        <w:t>menschen</w:t>
+      </w:r>
+      <w:proofErr w:type="spellEnd"/>
+      <w:r>
+        <w:t xml:space="preserve"> in der anderen 10000 </w:t>
       </w:r>
       <w:r>
         <w:sym w:font="Wingdings" w:char="F0E0"/>
@@ -847,7 +1553,15 @@
         <w:sym w:font="Wingdings" w:char="F0E0"/>
       </w:r>
       <w:r>
-        <w:t xml:space="preserve"> hier größen der Units vergleichen und dementsprechende Entscheidung treffen (splitten auf eigene Briefwahlbezirke oder Aggregation)</w:t>
+        <w:t xml:space="preserve"> hier </w:t>
+      </w:r>
+      <w:proofErr w:type="spellStart"/>
+      <w:r>
+        <w:t>größen</w:t>
+      </w:r>
+      <w:proofErr w:type="spellEnd"/>
+      <w:r>
+        <w:t xml:space="preserve"> der Units vergleichen und dementsprechende Entscheidung treffen (splitten auf eigene Briefwahlbezirke oder Aggregation)</w:t>
       </w:r>
     </w:p>
     <w:p/>
@@ -875,11 +1589,43 @@
       </w:r>
       <w:r>
         <w:br/>
-        <w:t>2) Ein Zeitpunkt (Wirtschaft in diesem Wahlgebiet, Vergleich zw Wahlgebieten), 2025? 2021? 2023?</w:t>
-      </w:r>
-      <w:r>
-        <w:br/>
-        <w:t>3) Könnte man sogar 2021 bis 2025 die 4 Jahre jährlich miteinbeziehen? (vllt unterschied, wenn kurz vor der Wahl wirtschaft stark fällt statt kurz nach vorheriger wahl)</w:t>
+        <w:t xml:space="preserve">2) Ein Zeitpunkt (Wirtschaft in diesem Wahlgebiet, Vergleich </w:t>
+      </w:r>
+      <w:proofErr w:type="spellStart"/>
+      <w:r>
+        <w:t>zw</w:t>
+      </w:r>
+      <w:proofErr w:type="spellEnd"/>
+      <w:r>
+        <w:t xml:space="preserve"> Wahlgebieten), 2025? 2021? 2023?</w:t>
+      </w:r>
+      <w:r>
+        <w:br/>
+        <w:t>3) Könnte man sogar 2021 bis 2025 die 4 Jahre jährlich miteinbeziehen? (</w:t>
+      </w:r>
+      <w:proofErr w:type="spellStart"/>
+      <w:r>
+        <w:t>vllt</w:t>
+      </w:r>
+      <w:proofErr w:type="spellEnd"/>
+      <w:r>
+        <w:t xml:space="preserve"> unterschied, wenn kurz vor der Wahl </w:t>
+      </w:r>
+      <w:proofErr w:type="spellStart"/>
+      <w:r>
+        <w:t>wirtschaft</w:t>
+      </w:r>
+      <w:proofErr w:type="spellEnd"/>
+      <w:r>
+        <w:t xml:space="preserve"> stark fällt statt kurz nach vorheriger </w:t>
+      </w:r>
+      <w:proofErr w:type="spellStart"/>
+      <w:r>
+        <w:t>wahl</w:t>
+      </w:r>
+      <w:proofErr w:type="spellEnd"/>
+      <w:r>
+        <w:t>)</w:t>
       </w:r>
       <w:r>
         <w:br/>
@@ -902,8 +1648,29 @@
         <w:br/>
       </w:r>
       <w:r>
-        <w:t>eindeutigen gemeindeschlüssel / wahlbezirksschlüssel finden oder dazu joinen</w:t>
-      </w:r>
+        <w:t xml:space="preserve">eindeutigen </w:t>
+      </w:r>
+      <w:proofErr w:type="spellStart"/>
+      <w:r>
+        <w:t>gemeindeschlüssel</w:t>
+      </w:r>
+      <w:proofErr w:type="spellEnd"/>
+      <w:r>
+        <w:t xml:space="preserve"> / </w:t>
+      </w:r>
+      <w:proofErr w:type="spellStart"/>
+      <w:r>
+        <w:t>wahlbezirksschlüssel</w:t>
+      </w:r>
+      <w:proofErr w:type="spellEnd"/>
+      <w:r>
+        <w:t xml:space="preserve"> finden oder dazu </w:t>
+      </w:r>
+      <w:proofErr w:type="spellStart"/>
+      <w:r>
+        <w:t>joinen</w:t>
+      </w:r>
+      <w:proofErr w:type="spellEnd"/>
       <w:r>
         <w:br/>
       </w:r>
